--- a/atelier/atelier_146.docx
+++ b/atelier/atelier_146.docx
@@ -474,7 +474,7 @@
                 <w:b w:val="false"/>
                 <w:bCs w:val="false"/>
               </w:rPr>
-              <w:t xml:space="preserve">Charte (#142), posture (#144), modèles (#145)</w:t>
+              <w:t xml:space="preserve">Charte, posture, modèles</w:t>
             </w:r>
           </w:p>
         </w:tc>
@@ -493,7 +493,7 @@
         <w:spacing w:after="120"/>
       </w:pPr>
       <w:r>
-        <w:t xml:space="preserve">La squad sait reviewer (charte, pratique, posture, modèles : #142-145). Pour ancrer durablement, elle peut se donner une règle : chaque review comporte au minimum un commentaire constructif — pas un « LGTM » sec, mais au moins une question, une suggestion, ou une observation qui montre qu’un vrai regard a été porté. Mais cette règle a un piège qu’il faut nommer franchement : si on la transforme en « il faut au moins un commentaire », on obtiendra des commentaires bidon (« nice », « ok ») juste pour cocher la case. Le sujet de cet atelier est de poser cette règle de systématisation EN ÉVITANT le chiffre creux : l’objectif n’est pas un commentaire, c’est un commentaire UTILE. On co-décide la règle et, surtout, on s’accorde sur ce qui compte vraiment — la qualité, pas le décompte.</w:t>
+        <w:t xml:space="preserve">La squad sait reviewer (charte, pratique, posture, modèles :-145). Pour ancrer durablement, elle peut se donner une règle : chaque review comporte au minimum un commentaire constructif — pas un « LGTM » sec, mais au moins une question, une suggestion, ou une observation qui montre qu’un vrai regard a été porté. Mais cette règle a un piège qu’il faut nommer franchement : si on la transforme en « il faut au moins un commentaire », on obtiendra des commentaires bidon (« nice », « ok ») juste pour cocher la case. Le sujet de cet atelier est de poser cette règle de systématisation EN ÉVITANT le chiffre creux : l’objectif n’est pas un commentaire, c’est un commentaire UTILE. On co-décide la règle et, surtout, on s’accorde sur ce qui compte vraiment — la qualité, pas le décompte.</w:t>
       </w:r>
     </w:p>
     <w:tbl>
@@ -630,7 +630,7 @@
         <w:spacing w:after="80"/>
       </w:pPr>
       <w:r>
-        <w:t xml:space="preserve">Définir ce qu’est un commentaire constructif : s’accorder sur ce qui compte — une question, une suggestion argumentée, une observation utile (cf. posture #144). Ce qui ne compte pas : « LGTM », « ok », « 👍 ». La définition est le garde-fou anti-creux.</w:t>
+        <w:t xml:space="preserve">Définir ce qu’est un commentaire constructif : s’accorder sur ce qui compte — une question, une suggestion argumentée, une observation utile (cf. posture). Ce qui ne compte pas : « LGTM », « ok », « 👍 ». La définition est le garde-fou anti-creux.</w:t>
       </w:r>
     </w:p>
     <w:p>
@@ -961,7 +961,7 @@
         <w:spacing w:after="120"/>
       </w:pPr>
       <w:r>
-        <w:t xml:space="preserve">La règle ancre un plancher de qualité. Reste #147 (mentorat par la review — utiliser la review comme outil de montée en compétence), qui clôt Q03. La qualité des reviews posée ici est ce qui rend le mentorat par la review possible.</w:t>
+        <w:t xml:space="preserve">La règle ancre un plancher de qualité. Reste (mentorat par la review — utiliser la review comme outil de montée en compétence), qui clôt Q03. La qualité des reviews posée ici est ce qui rend le mentorat par la review possible.</w:t>
       </w:r>
     </w:p>
     <w:p>
